--- a/docs/tech/ezEKP_오라클_설치_매뉴얼.docx
+++ b/docs/tech/ezEKP_오라클_설치_매뉴얼.docx
@@ -5,11 +5,8 @@
     <w:p>
       <w:pPr>
         <w:pStyle w:val="a3"/>
-        <w:rPr>
-          <w:rFonts w:hint="eastAsia"/>
-        </w:rPr>
-      </w:pPr>
-      <w:bookmarkStart w:id="0" w:name="_Toc41912764"/>
+      </w:pPr>
+      <w:bookmarkStart w:id="0" w:name="_Toc42007733"/>
       <w:proofErr w:type="spellStart"/>
       <w:r>
         <w:rPr>
@@ -149,7 +146,7 @@
           <w:r>
             <w:fldChar w:fldCharType="separate"/>
           </w:r>
-          <w:hyperlink w:anchor="_Toc41912764" w:history="1">
+          <w:hyperlink w:anchor="_Toc42007733" w:history="1">
             <w:r>
               <w:rPr>
                 <w:rStyle w:val="a5"/>
@@ -214,7 +211,7 @@
                 <w:noProof/>
                 <w:webHidden/>
               </w:rPr>
-              <w:instrText xml:space="preserve"> PAGEREF _Toc41912764 \h </w:instrText>
+              <w:instrText xml:space="preserve"> PAGEREF _Toc42007733 \h </w:instrText>
             </w:r>
             <w:r>
               <w:rPr>
@@ -256,7 +253,7 @@
               <w:noProof/>
             </w:rPr>
           </w:pPr>
-          <w:hyperlink w:anchor="_Toc41912765" w:history="1">
+          <w:hyperlink w:anchor="_Toc42007734" w:history="1">
             <w:r>
               <w:rPr>
                 <w:rStyle w:val="a5"/>
@@ -284,7 +281,7 @@
                 <w:noProof/>
                 <w:webHidden/>
               </w:rPr>
-              <w:instrText xml:space="preserve"> PAGEREF _Toc41912765 \h </w:instrText>
+              <w:instrText xml:space="preserve"> PAGEREF _Toc42007734 \h </w:instrText>
             </w:r>
             <w:r>
               <w:rPr>
@@ -326,7 +323,7 @@
               <w:noProof/>
             </w:rPr>
           </w:pPr>
-          <w:hyperlink w:anchor="_Toc41912766" w:history="1">
+          <w:hyperlink w:anchor="_Toc42007735" w:history="1">
             <w:r>
               <w:rPr>
                 <w:rStyle w:val="a5"/>
@@ -369,7 +366,7 @@
                 <w:noProof/>
                 <w:webHidden/>
               </w:rPr>
-              <w:instrText xml:space="preserve"> PAGEREF _Toc41912766 \h </w:instrText>
+              <w:instrText xml:space="preserve"> PAGEREF _Toc42007735 \h </w:instrText>
             </w:r>
             <w:r>
               <w:rPr>
@@ -411,7 +408,7 @@
               <w:noProof/>
             </w:rPr>
           </w:pPr>
-          <w:hyperlink w:anchor="_Toc41912767" w:history="1">
+          <w:hyperlink w:anchor="_Toc42007736" w:history="1">
             <w:r>
               <w:rPr>
                 <w:rStyle w:val="a5"/>
@@ -461,7 +458,7 @@
                 <w:noProof/>
                 <w:webHidden/>
               </w:rPr>
-              <w:instrText xml:space="preserve"> PAGEREF _Toc41912767 \h </w:instrText>
+              <w:instrText xml:space="preserve"> PAGEREF _Toc42007736 \h </w:instrText>
             </w:r>
             <w:r>
               <w:rPr>
@@ -503,7 +500,7 @@
               <w:noProof/>
             </w:rPr>
           </w:pPr>
-          <w:hyperlink w:anchor="_Toc41912768" w:history="1">
+          <w:hyperlink w:anchor="_Toc42007737" w:history="1">
             <w:r>
               <w:rPr>
                 <w:rStyle w:val="a5"/>
@@ -553,7 +550,7 @@
                 <w:noProof/>
                 <w:webHidden/>
               </w:rPr>
-              <w:instrText xml:space="preserve"> PAGEREF _Toc41912768 \h </w:instrText>
+              <w:instrText xml:space="preserve"> PAGEREF _Toc42007737 \h </w:instrText>
             </w:r>
             <w:r>
               <w:rPr>
@@ -595,7 +592,7 @@
               <w:noProof/>
             </w:rPr>
           </w:pPr>
-          <w:hyperlink w:anchor="_Toc41912769" w:history="1">
+          <w:hyperlink w:anchor="_Toc42007738" w:history="1">
             <w:r>
               <w:rPr>
                 <w:rStyle w:val="a5"/>
@@ -653,7 +650,7 @@
                 <w:noProof/>
                 <w:webHidden/>
               </w:rPr>
-              <w:instrText xml:space="preserve"> PAGEREF _Toc41912769 \h </w:instrText>
+              <w:instrText xml:space="preserve"> PAGEREF _Toc42007738 \h </w:instrText>
             </w:r>
             <w:r>
               <w:rPr>
@@ -724,7 +721,7 @@
       <w:pPr>
         <w:pStyle w:val="1"/>
       </w:pPr>
-      <w:bookmarkStart w:id="1" w:name="_Toc41912765"/>
+      <w:bookmarkStart w:id="1" w:name="_Toc42007734"/>
       <w:r>
         <w:rPr>
           <w:rFonts w:hint="eastAsia"/>
@@ -1075,7 +1072,7 @@
       <w:pPr>
         <w:pStyle w:val="1"/>
       </w:pPr>
-      <w:bookmarkStart w:id="2" w:name="_Toc41912766"/>
+      <w:bookmarkStart w:id="2" w:name="_Toc42007735"/>
       <w:r>
         <w:rPr>
           <w:rFonts w:hint="eastAsia"/>
@@ -1085,11 +1082,6 @@
       <w:bookmarkEnd w:id="2"/>
     </w:p>
     <w:p>
-      <w:pPr>
-        <w:rPr>
-          <w:rFonts w:hint="eastAsia"/>
-        </w:rPr>
-      </w:pPr>
       <w:r>
         <w:t>‘</w:t>
       </w:r>
@@ -1243,18 +1235,12 @@
         <w:t>프로세스 종료와 같은 작업들이 포함된다.</w:t>
       </w:r>
     </w:p>
-    <w:p>
-      <w:pPr>
-        <w:rPr>
-          <w:rFonts w:hint="eastAsia"/>
-        </w:rPr>
-      </w:pPr>
-    </w:p>
+    <w:p/>
     <w:p>
       <w:pPr>
         <w:pStyle w:val="1"/>
       </w:pPr>
-      <w:bookmarkStart w:id="3" w:name="_Toc41912767"/>
+      <w:bookmarkStart w:id="3" w:name="_Toc42007736"/>
       <w:r>
         <w:rPr>
           <w:rFonts w:hint="eastAsia"/>
@@ -1573,10 +1559,7 @@
       </w:r>
       <w:proofErr w:type="spellEnd"/>
       <w:r>
-        <w:t>/scripts</w:t>
-      </w:r>
-      <w:r>
-        <w:t xml:space="preserve"> </w:t>
+        <w:t xml:space="preserve">/scripts </w:t>
       </w:r>
       <w:r>
         <w:rPr>
@@ -1991,7 +1974,7 @@
       <w:pPr>
         <w:pStyle w:val="1"/>
       </w:pPr>
-      <w:bookmarkStart w:id="4" w:name="_Toc41912768"/>
+      <w:bookmarkStart w:id="4" w:name="_Toc42007737"/>
       <w:proofErr w:type="spellStart"/>
       <w:r>
         <w:rPr>
@@ -3246,17 +3229,11 @@
       </w:r>
       <w:proofErr w:type="spellStart"/>
       <w:r>
-        <w:t>j</w:t>
-      </w:r>
-      <w:r>
-        <w:t>dbc:oracle:thin</w:t>
-      </w:r>
-      <w:proofErr w:type="spellEnd"/>
-      <w:r>
-        <w:t>:@127.0.0.1:1521:orcl</w:t>
-      </w:r>
-      <w:r>
-        <w:t xml:space="preserve">"  </w:t>
+        <w:t>jdbc:oracle:thin</w:t>
+      </w:r>
+      <w:proofErr w:type="spellEnd"/>
+      <w:r>
+        <w:t xml:space="preserve">:@127.0.0.1:1521:orcl"  </w:t>
       </w:r>
     </w:p>
     <w:p>
@@ -3503,13 +3480,7 @@
         <w:rPr>
           <w:rFonts w:hint="eastAsia"/>
         </w:rPr>
-        <w:t xml:space="preserve">를 에디터에서 열어 </w:t>
-      </w:r>
-      <w:r>
-        <w:rPr>
-          <w:rFonts w:hint="eastAsia"/>
-        </w:rPr>
-        <w:t xml:space="preserve">다음과 같이 </w:t>
+        <w:t xml:space="preserve">를 에디터에서 열어 다음과 같이 </w:t>
       </w:r>
       <w:r>
         <w:t xml:space="preserve">DB </w:t>
@@ -3679,103 +3650,67 @@
         </w:numPr>
         <w:ind w:leftChars="0"/>
       </w:pPr>
-      <w:r>
-        <w:t>ezEKP/ezFlow/webapps/ROOT/WEB-INF/classes/egovframework/egovProps</w:t>
-      </w:r>
+      <w:proofErr w:type="spellStart"/>
+      <w:r>
+        <w:t>jmocha</w:t>
+      </w:r>
+      <w:proofErr w:type="spellEnd"/>
+      <w:r>
+        <w:t>-server</w:t>
+      </w:r>
+      <w:r>
+        <w:rPr>
+          <w:rFonts w:hint="eastAsia"/>
+        </w:rPr>
+        <w:t xml:space="preserve">를 다시 실행하고 </w:t>
+      </w:r>
+      <w:proofErr w:type="spellStart"/>
+      <w:r>
+        <w:t>ezEKP</w:t>
+      </w:r>
+      <w:proofErr w:type="spellEnd"/>
       <w:r>
         <w:t>/</w:t>
       </w:r>
-      <w:r>
-        <w:t xml:space="preserve"> </w:t>
-      </w:r>
-      <w:proofErr w:type="spellStart"/>
-      <w:r>
-        <w:t>globals.properties</w:t>
-      </w:r>
-      <w:proofErr w:type="spellEnd"/>
-      <w:r>
-        <w:rPr>
-          <w:rFonts w:hint="eastAsia"/>
-        </w:rPr>
-        <w:t xml:space="preserve">를 에디터에서 열어 </w:t>
-      </w:r>
-      <w:r>
-        <w:rPr>
-          <w:rFonts w:hint="eastAsia"/>
-        </w:rPr>
-        <w:t xml:space="preserve">다음과 같이 </w:t>
-      </w:r>
-      <w:r>
-        <w:t xml:space="preserve">DB </w:t>
-      </w:r>
-      <w:r>
-        <w:rPr>
-          <w:rFonts w:hint="eastAsia"/>
-        </w:rPr>
-        <w:t xml:space="preserve">관련 설정을 </w:t>
-      </w:r>
-      <w:proofErr w:type="spellStart"/>
-      <w:r>
-        <w:rPr>
-          <w:rFonts w:hint="eastAsia"/>
-        </w:rPr>
-        <w:t>오라클용으로</w:t>
-      </w:r>
-      <w:proofErr w:type="spellEnd"/>
-      <w:r>
-        <w:rPr>
-          <w:rFonts w:hint="eastAsia"/>
-        </w:rPr>
-        <w:t xml:space="preserve"> 변경한다.</w:t>
-      </w:r>
-      <w:r>
-        <w:br/>
-      </w:r>
-      <w:proofErr w:type="spellStart"/>
-      <w:r>
-        <w:t>Globals.DbType</w:t>
-      </w:r>
-      <w:proofErr w:type="spellEnd"/>
-      <w:r>
-        <w:t xml:space="preserve"> = oracle</w:t>
-      </w:r>
-      <w:r>
-        <w:br/>
-      </w:r>
-      <w:proofErr w:type="spellStart"/>
-      <w:r>
-        <w:t>Globals.DriverClassName</w:t>
-      </w:r>
-      <w:proofErr w:type="spellEnd"/>
-      <w:r>
-        <w:t>=</w:t>
-      </w:r>
-      <w:proofErr w:type="spellStart"/>
-      <w:r>
-        <w:t>oracle.jdbc.driver.OracleDriver</w:t>
-      </w:r>
-      <w:proofErr w:type="spellEnd"/>
-      <w:r>
-        <w:br/>
-      </w:r>
-      <w:proofErr w:type="spellStart"/>
-      <w:r>
-        <w:t>Globals.</w:t>
-      </w:r>
-      <w:r>
-        <w:t>Url</w:t>
-      </w:r>
-      <w:proofErr w:type="spellEnd"/>
-      <w:r>
-        <w:t>=</w:t>
-      </w:r>
-      <w:proofErr w:type="spellStart"/>
-      <w:r>
-        <w:t>jdbc:oracle:thin</w:t>
-      </w:r>
-      <w:proofErr w:type="spellEnd"/>
-      <w:r>
-        <w:t>:@127.0.0.1:1521:orcl</w:t>
+      <w:proofErr w:type="spellStart"/>
+      <w:r>
+        <w:t>jmocha</w:t>
+      </w:r>
+      <w:proofErr w:type="spellEnd"/>
+      <w:r>
+        <w:t>-server/log/</w:t>
+      </w:r>
+      <w:proofErr w:type="spellStart"/>
+      <w:r>
+        <w:t>jmocha</w:t>
+      </w:r>
+      <w:proofErr w:type="spellEnd"/>
+      <w:r>
+        <w:t>-</w:t>
+      </w:r>
+      <w:r>
+        <w:rPr>
+          <w:rFonts w:hint="eastAsia"/>
+        </w:rPr>
+        <w:t>날짜.</w:t>
+      </w:r>
+      <w:r>
+        <w:t xml:space="preserve">log </w:t>
+      </w:r>
+      <w:r>
+        <w:rPr>
+          <w:rFonts w:hint="eastAsia"/>
+        </w:rPr>
+        <w:t xml:space="preserve">로그 파일을 관찰하여 </w:t>
+      </w:r>
+      <w:r>
+        <w:t>DB</w:t>
+      </w:r>
+      <w:r>
+        <w:rPr>
+          <w:rFonts w:hint="eastAsia"/>
+        </w:rPr>
+        <w:t>와 정상 접속되었는지 여부를 확인한다.</w:t>
       </w:r>
     </w:p>
     <w:p>
@@ -3787,67 +3722,102 @@
         </w:numPr>
         <w:ind w:leftChars="0"/>
       </w:pPr>
-      <w:proofErr w:type="spellStart"/>
-      <w:r>
-        <w:t>jmocha</w:t>
-      </w:r>
-      <w:proofErr w:type="spellEnd"/>
-      <w:r>
-        <w:t>-server</w:t>
-      </w:r>
-      <w:r>
-        <w:rPr>
-          <w:rFonts w:hint="eastAsia"/>
-        </w:rPr>
-        <w:t xml:space="preserve">를 다시 실행하고 </w:t>
-      </w:r>
-      <w:proofErr w:type="spellStart"/>
-      <w:r>
-        <w:t>ezEKP</w:t>
-      </w:r>
-      <w:proofErr w:type="spellEnd"/>
+      <w:r>
+        <w:t>ezEKP/ezFlow/webapps/ROOT/WEB-INF/classes/egovframework/egovProps</w:t>
+      </w:r>
       <w:r>
         <w:t>/</w:t>
       </w:r>
-      <w:proofErr w:type="spellStart"/>
-      <w:r>
-        <w:t>jmocha</w:t>
-      </w:r>
-      <w:proofErr w:type="spellEnd"/>
-      <w:r>
-        <w:t>-server/log/</w:t>
-      </w:r>
-      <w:proofErr w:type="spellStart"/>
-      <w:r>
-        <w:t>jmocha</w:t>
-      </w:r>
-      <w:proofErr w:type="spellEnd"/>
-      <w:r>
-        <w:t>-</w:t>
-      </w:r>
-      <w:r>
-        <w:rPr>
-          <w:rFonts w:hint="eastAsia"/>
-        </w:rPr>
-        <w:t>날짜.</w:t>
-      </w:r>
-      <w:r>
-        <w:t xml:space="preserve">log </w:t>
-      </w:r>
-      <w:r>
-        <w:rPr>
-          <w:rFonts w:hint="eastAsia"/>
-        </w:rPr>
-        <w:t xml:space="preserve">로그 파일을 관찰하여 </w:t>
-      </w:r>
-      <w:r>
-        <w:t>DB</w:t>
-      </w:r>
-      <w:r>
-        <w:rPr>
-          <w:rFonts w:hint="eastAsia"/>
-        </w:rPr>
-        <w:t>와 정상 접속되었는지 여부를 확인한다.</w:t>
+      <w:r>
+        <w:t xml:space="preserve"> </w:t>
+      </w:r>
+      <w:proofErr w:type="spellStart"/>
+      <w:r>
+        <w:t>globals.properties</w:t>
+      </w:r>
+      <w:proofErr w:type="spellEnd"/>
+      <w:r>
+        <w:rPr>
+          <w:rFonts w:hint="eastAsia"/>
+        </w:rPr>
+        <w:t xml:space="preserve">를 에디터에서 열어 </w:t>
+      </w:r>
+      <w:r>
+        <w:rPr>
+          <w:rFonts w:hint="eastAsia"/>
+        </w:rPr>
+        <w:t xml:space="preserve">다음과 같이 </w:t>
+      </w:r>
+      <w:r>
+        <w:t xml:space="preserve">DB </w:t>
+      </w:r>
+      <w:r>
+        <w:rPr>
+          <w:rFonts w:hint="eastAsia"/>
+        </w:rPr>
+        <w:t xml:space="preserve">관련 설정을 </w:t>
+      </w:r>
+      <w:proofErr w:type="spellStart"/>
+      <w:r>
+        <w:rPr>
+          <w:rFonts w:hint="eastAsia"/>
+        </w:rPr>
+        <w:t>오라클용으로</w:t>
+      </w:r>
+      <w:proofErr w:type="spellEnd"/>
+      <w:r>
+        <w:rPr>
+          <w:rFonts w:hint="eastAsia"/>
+        </w:rPr>
+        <w:t xml:space="preserve"> 변경한다.</w:t>
+      </w:r>
+      <w:bookmarkStart w:id="5" w:name="_GoBack"/>
+      <w:bookmarkEnd w:id="5"/>
+      <w:r>
+        <w:br/>
+      </w:r>
+      <w:proofErr w:type="spellStart"/>
+      <w:r>
+        <w:t>Globals.DbType</w:t>
+      </w:r>
+      <w:proofErr w:type="spellEnd"/>
+      <w:r>
+        <w:t xml:space="preserve"> = oracle</w:t>
+      </w:r>
+      <w:r>
+        <w:br/>
+      </w:r>
+      <w:proofErr w:type="spellStart"/>
+      <w:r>
+        <w:t>Globals.DriverClassName</w:t>
+      </w:r>
+      <w:proofErr w:type="spellEnd"/>
+      <w:r>
+        <w:t>=</w:t>
+      </w:r>
+      <w:proofErr w:type="spellStart"/>
+      <w:r>
+        <w:t>oracle.jdbc.driver.OracleDriver</w:t>
+      </w:r>
+      <w:proofErr w:type="spellEnd"/>
+      <w:r>
+        <w:br/>
+      </w:r>
+      <w:proofErr w:type="spellStart"/>
+      <w:r>
+        <w:t>Globals.Url</w:t>
+      </w:r>
+      <w:proofErr w:type="spellEnd"/>
+      <w:r>
+        <w:t>=</w:t>
+      </w:r>
+      <w:proofErr w:type="spellStart"/>
+      <w:r>
+        <w:t>jdbc:oracle:thin</w:t>
+      </w:r>
+      <w:proofErr w:type="spellEnd"/>
+      <w:r>
+        <w:t>:@127.0.0.1:1521:orcl</w:t>
       </w:r>
     </w:p>
     <w:p>
@@ -3962,9 +3932,6 @@
           <w:numId w:val="15"/>
         </w:numPr>
         <w:ind w:leftChars="0"/>
-        <w:rPr>
-          <w:rFonts w:hint="eastAsia"/>
-        </w:rPr>
       </w:pPr>
       <w:r>
         <w:rPr>
@@ -4046,20 +4013,14 @@
       <w:pPr>
         <w:pStyle w:val="1"/>
       </w:pPr>
-      <w:bookmarkStart w:id="5" w:name="_Toc41912769"/>
-      <w:r>
-        <w:rPr>
-          <w:rFonts w:hint="eastAsia"/>
-        </w:rPr>
-        <w:t>설치 후</w:t>
-      </w:r>
-      <w:r>
-        <w:rPr>
-          <w:rFonts w:hint="eastAsia"/>
-        </w:rPr>
-        <w:t xml:space="preserve"> 작업</w:t>
-      </w:r>
-      <w:bookmarkEnd w:id="5"/>
+      <w:bookmarkStart w:id="6" w:name="_Toc42007738"/>
+      <w:r>
+        <w:rPr>
+          <w:rFonts w:hint="eastAsia"/>
+        </w:rPr>
+        <w:t>설치 후 작업</w:t>
+      </w:r>
+      <w:bookmarkEnd w:id="6"/>
     </w:p>
     <w:p>
       <w:pPr>
@@ -4368,8 +4329,6 @@
       <w:r>
         <w:t>)</w:t>
       </w:r>
-      <w:bookmarkStart w:id="6" w:name="_GoBack"/>
-      <w:bookmarkEnd w:id="6"/>
     </w:p>
     <w:sectPr>
       <w:pgSz w:w="11906" w:h="16838"/>
@@ -6902,7 +6861,7 @@
 </file>
 
 <file path=customXml/itemProps1.xml><?xml version="1.0" encoding="utf-8"?>
-<ds:datastoreItem xmlns:ds="http://schemas.openxmlformats.org/officeDocument/2006/customXml" ds:itemID="{DEBA8B8E-A682-442C-BA8B-40AA002C7F45}">
+<ds:datastoreItem xmlns:ds="http://schemas.openxmlformats.org/officeDocument/2006/customXml" ds:itemID="{3462ADEA-02E6-4A0D-B5E2-8BDCF4C8DC5C}">
   <ds:schemaRefs>
     <ds:schemaRef ds:uri="http://schemas.openxmlformats.org/officeDocument/2006/bibliography"/>
   </ds:schemaRefs>

--- a/docs/tech/ezEKP_오라클_설치_매뉴얼.docx
+++ b/docs/tech/ezEKP_오라클_설치_매뉴얼.docx
@@ -1240,14 +1240,359 @@
       <w:pPr>
         <w:pStyle w:val="1"/>
       </w:pPr>
-      <w:bookmarkStart w:id="3" w:name="_Toc42007736"/>
+      <w:r>
+        <w:rPr>
+          <w:rFonts w:hint="eastAsia"/>
+        </w:rPr>
+        <w:t>주의 사항</w:t>
+      </w:r>
+    </w:p>
+    <w:p>
+      <w:proofErr w:type="spellStart"/>
+      <w:r>
+        <w:rPr>
+          <w:rFonts w:hint="eastAsia"/>
+        </w:rPr>
+        <w:t>오라클</w:t>
+      </w:r>
+      <w:proofErr w:type="spellEnd"/>
+      <w:r>
+        <w:rPr>
+          <w:rFonts w:hint="eastAsia"/>
+        </w:rPr>
+        <w:t xml:space="preserve"> 데이터베이스의 </w:t>
+      </w:r>
+      <w:proofErr w:type="spellStart"/>
+      <w:r>
+        <w:rPr>
+          <w:rFonts w:hint="eastAsia"/>
+        </w:rPr>
+        <w:t>캐릭터셋은</w:t>
+      </w:r>
+      <w:proofErr w:type="spellEnd"/>
+      <w:r>
+        <w:rPr>
+          <w:rFonts w:hint="eastAsia"/>
+        </w:rPr>
+        <w:t xml:space="preserve"> </w:t>
+      </w:r>
+      <w:r>
+        <w:t>AL32UTF8</w:t>
+      </w:r>
+      <w:r>
+        <w:rPr>
+          <w:rFonts w:hint="eastAsia"/>
+        </w:rPr>
+        <w:t>로 설정되어야 한다.</w:t>
+      </w:r>
+      <w:r>
+        <w:t xml:space="preserve"> </w:t>
+      </w:r>
+      <w:proofErr w:type="spellStart"/>
+      <w:r>
+        <w:rPr>
+          <w:rFonts w:hint="eastAsia"/>
+        </w:rPr>
+        <w:t>오라클</w:t>
+      </w:r>
+      <w:proofErr w:type="spellEnd"/>
+      <w:r>
+        <w:rPr>
+          <w:rFonts w:hint="eastAsia"/>
+        </w:rPr>
+        <w:t xml:space="preserve"> 엔지니어에게 </w:t>
+      </w:r>
+      <w:proofErr w:type="spellStart"/>
+      <w:r>
+        <w:rPr>
+          <w:rFonts w:hint="eastAsia"/>
+        </w:rPr>
+        <w:t>오라클</w:t>
+      </w:r>
+      <w:proofErr w:type="spellEnd"/>
+      <w:r>
+        <w:rPr>
+          <w:rFonts w:hint="eastAsia"/>
+        </w:rPr>
+        <w:t xml:space="preserve"> 데이터베이스 생성 시 </w:t>
+      </w:r>
+      <w:proofErr w:type="spellStart"/>
+      <w:r>
+        <w:rPr>
+          <w:rFonts w:hint="eastAsia"/>
+        </w:rPr>
+        <w:t>캐릭터셋을</w:t>
+      </w:r>
+      <w:proofErr w:type="spellEnd"/>
+      <w:r>
+        <w:rPr>
+          <w:rFonts w:hint="eastAsia"/>
+        </w:rPr>
+        <w:t xml:space="preserve"> </w:t>
+      </w:r>
+      <w:r>
+        <w:t>AL32UTF8</w:t>
+      </w:r>
+      <w:r>
+        <w:rPr>
+          <w:rFonts w:hint="eastAsia"/>
+        </w:rPr>
+        <w:t>로 설정해 달라고 요청하도록 한다.</w:t>
+      </w:r>
+      <w:r>
+        <w:t xml:space="preserve"> </w:t>
+      </w:r>
+      <w:proofErr w:type="spellStart"/>
+      <w:r>
+        <w:rPr>
+          <w:rFonts w:hint="eastAsia"/>
+        </w:rPr>
+        <w:t>캐릭터셋이</w:t>
+      </w:r>
+      <w:proofErr w:type="spellEnd"/>
+      <w:r>
+        <w:rPr>
+          <w:rFonts w:hint="eastAsia"/>
+        </w:rPr>
+        <w:t xml:space="preserve"> 올바로 </w:t>
+      </w:r>
+      <w:proofErr w:type="spellStart"/>
+      <w:r>
+        <w:rPr>
+          <w:rFonts w:hint="eastAsia"/>
+        </w:rPr>
+        <w:t>설정되었는</w:t>
+      </w:r>
+      <w:proofErr w:type="spellEnd"/>
+      <w:r>
+        <w:rPr>
+          <w:rFonts w:hint="eastAsia"/>
+        </w:rPr>
+        <w:t xml:space="preserve"> 지 여부는 다음 쿼리를 통해 확인할 수 있다.</w:t>
+      </w:r>
+      <w:r>
+        <w:br/>
+      </w:r>
+      <w:r>
+        <w:t xml:space="preserve">select * from </w:t>
+      </w:r>
+      <w:proofErr w:type="spellStart"/>
+      <w:r>
+        <w:t>nls_database_parameters</w:t>
+      </w:r>
+      <w:proofErr w:type="spellEnd"/>
+      <w:r>
+        <w:t xml:space="preserve"> where parameter = 'NLS_CHARACTERSET';</w:t>
+      </w:r>
+      <w:r>
+        <w:br/>
+      </w:r>
+      <w:r>
+        <w:rPr>
+          <w:rFonts w:hint="eastAsia"/>
+        </w:rPr>
+        <w:t xml:space="preserve">올바로 설정되었을 경우 위 쿼리의 결과가 </w:t>
+      </w:r>
+      <w:r>
+        <w:t>AL32UTF8</w:t>
+      </w:r>
+      <w:r>
+        <w:rPr>
+          <w:rFonts w:hint="eastAsia"/>
+        </w:rPr>
+        <w:t>로 나오게 된다.</w:t>
+      </w:r>
+    </w:p>
+    <w:p/>
+    <w:p>
+      <w:r>
+        <w:rPr>
+          <w:rFonts w:hint="eastAsia"/>
+        </w:rPr>
+        <w:t xml:space="preserve">본래 </w:t>
+      </w:r>
+      <w:proofErr w:type="spellStart"/>
+      <w:r>
+        <w:rPr>
+          <w:rFonts w:hint="eastAsia"/>
+        </w:rPr>
+        <w:t>오라클</w:t>
+      </w:r>
+      <w:proofErr w:type="spellEnd"/>
+      <w:r>
+        <w:rPr>
+          <w:rFonts w:hint="eastAsia"/>
+        </w:rPr>
+        <w:t xml:space="preserve"> 데이터베이스의 데이터 타입 중 </w:t>
+      </w:r>
+      <w:r>
+        <w:t>varchar2</w:t>
+      </w:r>
+      <w:r>
+        <w:rPr>
+          <w:rFonts w:hint="eastAsia"/>
+        </w:rPr>
+        <w:t xml:space="preserve">는 최대 </w:t>
+      </w:r>
+      <w:r>
+        <w:t>4000</w:t>
+      </w:r>
+      <w:r>
+        <w:rPr>
+          <w:rFonts w:hint="eastAsia"/>
+        </w:rPr>
+        <w:t xml:space="preserve">바이트까지의 문자열을 저장할 수 있도록 허용하지만 </w:t>
+      </w:r>
+      <w:proofErr w:type="spellStart"/>
+      <w:r>
+        <w:rPr>
+          <w:rFonts w:hint="eastAsia"/>
+        </w:rPr>
+        <w:t>오라클</w:t>
+      </w:r>
+      <w:proofErr w:type="spellEnd"/>
+      <w:r>
+        <w:rPr>
+          <w:rFonts w:hint="eastAsia"/>
+        </w:rPr>
+        <w:t xml:space="preserve"> </w:t>
+      </w:r>
+      <w:r>
+        <w:t xml:space="preserve">12c </w:t>
+      </w:r>
+      <w:r>
+        <w:rPr>
+          <w:rFonts w:hint="eastAsia"/>
+        </w:rPr>
+        <w:t xml:space="preserve">부터는 설정에 의해 이를 </w:t>
+      </w:r>
+      <w:r>
+        <w:t>32767</w:t>
+      </w:r>
+      <w:r>
+        <w:rPr>
+          <w:rFonts w:hint="eastAsia"/>
+        </w:rPr>
+        <w:t>바이트까지로 확장</w:t>
+      </w:r>
+      <w:r>
+        <w:rPr>
+          <w:rFonts w:hint="eastAsia"/>
+        </w:rPr>
+        <w:t>할</w:t>
+      </w:r>
+      <w:bookmarkStart w:id="3" w:name="_GoBack"/>
+      <w:bookmarkEnd w:id="3"/>
+      <w:r>
+        <w:rPr>
+          <w:rFonts w:hint="eastAsia"/>
+        </w:rPr>
+        <w:t xml:space="preserve"> 수 있다.</w:t>
+      </w:r>
+      <w:r>
+        <w:t xml:space="preserve"> </w:t>
+      </w:r>
+      <w:proofErr w:type="spellStart"/>
+      <w:r>
+        <w:rPr>
+          <w:rFonts w:hint="eastAsia"/>
+        </w:rPr>
+        <w:t>오라클</w:t>
+      </w:r>
+      <w:proofErr w:type="spellEnd"/>
+      <w:r>
+        <w:rPr>
+          <w:rFonts w:hint="eastAsia"/>
+        </w:rPr>
+        <w:t xml:space="preserve"> 엔지니어에게 </w:t>
+      </w:r>
+      <w:r>
+        <w:t>varchar2</w:t>
+      </w:r>
+      <w:r>
+        <w:rPr>
+          <w:rFonts w:hint="eastAsia"/>
+        </w:rPr>
+        <w:t xml:space="preserve">의 최대 크기를 </w:t>
+      </w:r>
+      <w:r>
+        <w:t>32767</w:t>
+      </w:r>
+      <w:r>
+        <w:rPr>
+          <w:rFonts w:hint="eastAsia"/>
+        </w:rPr>
+        <w:t>바이트로 확장해 달라고 요청하도록 한다.</w:t>
+      </w:r>
+      <w:r>
+        <w:t xml:space="preserve"> </w:t>
+      </w:r>
+      <w:r>
+        <w:rPr>
+          <w:rFonts w:hint="eastAsia"/>
+        </w:rPr>
+        <w:t>올바로 설정되었을 경우 다음 쿼리를 통해 확인할 수 있다.</w:t>
+      </w:r>
+    </w:p>
+    <w:p>
+      <w:r>
+        <w:lastRenderedPageBreak/>
+        <w:t xml:space="preserve">SHOW PARAMETER </w:t>
+      </w:r>
+      <w:proofErr w:type="spellStart"/>
+      <w:r>
+        <w:t>max_string_size</w:t>
+      </w:r>
+      <w:proofErr w:type="spellEnd"/>
+      <w:r>
+        <w:t>;</w:t>
+      </w:r>
+    </w:p>
+    <w:p>
+      <w:r>
+        <w:rPr>
+          <w:rFonts w:hint="eastAsia"/>
+        </w:rPr>
+        <w:t xml:space="preserve">올바로 설정되었을 경우 위 쿼리의 결과가 </w:t>
+      </w:r>
+      <w:r>
+        <w:t>EXTENDED</w:t>
+      </w:r>
+      <w:r>
+        <w:rPr>
+          <w:rFonts w:hint="eastAsia"/>
+        </w:rPr>
+        <w:t xml:space="preserve">로 나오게 되고 그렇지 않은 경우 </w:t>
+      </w:r>
+      <w:r>
+        <w:t>STANDARD</w:t>
+      </w:r>
+      <w:r>
+        <w:rPr>
+          <w:rFonts w:hint="eastAsia"/>
+        </w:rPr>
+        <w:t>로 나오게 된다.</w:t>
+      </w:r>
+    </w:p>
+    <w:p>
+      <w:pPr>
+        <w:rPr>
+          <w:rFonts w:hint="eastAsia"/>
+        </w:rPr>
+      </w:pPr>
+    </w:p>
+    <w:p>
+      <w:pPr>
+        <w:pStyle w:val="1"/>
+      </w:pPr>
+      <w:bookmarkStart w:id="4" w:name="_Toc42007736"/>
       <w:r>
         <w:rPr>
           <w:rFonts w:hint="eastAsia"/>
         </w:rPr>
         <w:t>DB 관련 작업</w:t>
       </w:r>
-      <w:bookmarkEnd w:id="3"/>
+      <w:bookmarkEnd w:id="4"/>
     </w:p>
     <w:p>
       <w:pPr>
@@ -1534,7 +1879,6 @@
       </w:r>
       <w:proofErr w:type="spellStart"/>
       <w:r>
-        <w:lastRenderedPageBreak/>
         <w:t>sqlplus</w:t>
       </w:r>
       <w:proofErr w:type="spellEnd"/>
@@ -1974,12 +2318,13 @@
       <w:pPr>
         <w:pStyle w:val="1"/>
       </w:pPr>
-      <w:bookmarkStart w:id="4" w:name="_Toc42007737"/>
-      <w:proofErr w:type="spellStart"/>
-      <w:r>
-        <w:rPr>
-          <w:rFonts w:hint="eastAsia"/>
-        </w:rPr>
+      <w:bookmarkStart w:id="5" w:name="_Toc42007737"/>
+      <w:proofErr w:type="spellStart"/>
+      <w:r>
+        <w:rPr>
+          <w:rFonts w:hint="eastAsia"/>
+        </w:rPr>
+        <w:lastRenderedPageBreak/>
         <w:t>ezEKP</w:t>
       </w:r>
       <w:proofErr w:type="spellEnd"/>
@@ -1992,7 +2337,7 @@
         </w:rPr>
         <w:t>패키지 설치</w:t>
       </w:r>
-      <w:bookmarkEnd w:id="4"/>
+      <w:bookmarkEnd w:id="5"/>
     </w:p>
     <w:p>
       <w:pPr>
@@ -2358,14 +2703,7 @@
         <w:rPr>
           <w:rFonts w:hint="eastAsia"/>
         </w:rPr>
-        <w:t xml:space="preserve"> 접속 설</w:t>
-      </w:r>
-      <w:r>
-        <w:rPr>
-          <w:rFonts w:hint="eastAsia"/>
-        </w:rPr>
-        <w:lastRenderedPageBreak/>
-        <w:t>정을 하도록 한다.</w:t>
+        <w:t xml:space="preserve"> 접속 설정을 하도록 한다.</w:t>
       </w:r>
     </w:p>
     <w:p>
@@ -2739,6 +3077,7 @@
     </w:p>
     <w:p>
       <w:r>
+        <w:lastRenderedPageBreak/>
         <w:t xml:space="preserve">              </w:t>
       </w:r>
       <w:proofErr w:type="gramStart"/>
@@ -3044,241 +3383,235 @@
         <w:rPr>
           <w:rFonts w:hint="eastAsia"/>
         </w:rPr>
-        <w:t xml:space="preserve"> </w:t>
-      </w:r>
-      <w:r>
-        <w:rPr>
-          <w:rFonts w:hint="eastAsia"/>
-        </w:rPr>
+        <w:t xml:space="preserve"> 현재 </w:t>
+      </w:r>
+      <w:proofErr w:type="spellStart"/>
+      <w:r>
+        <w:t>MariaDB</w:t>
+      </w:r>
+      <w:proofErr w:type="spellEnd"/>
+      <w:r>
+        <w:rPr>
+          <w:rFonts w:hint="eastAsia"/>
+        </w:rPr>
+        <w:t xml:space="preserve">만 지원하므로 </w:t>
+      </w:r>
+      <w:proofErr w:type="spellStart"/>
+      <w:r>
+        <w:t>MariaDB</w:t>
+      </w:r>
+      <w:proofErr w:type="spellEnd"/>
+      <w:r>
+        <w:rPr>
+          <w:rFonts w:hint="eastAsia"/>
+        </w:rPr>
+        <w:t xml:space="preserve">로 설정하면 되나 </w:t>
+      </w:r>
+      <w:proofErr w:type="spellStart"/>
+      <w:r>
+        <w:rPr>
+          <w:rFonts w:hint="eastAsia"/>
+        </w:rPr>
+        <w:t>톡서버가</w:t>
+      </w:r>
+      <w:proofErr w:type="spellEnd"/>
+      <w:r>
+        <w:rPr>
+          <w:rFonts w:hint="eastAsia"/>
+        </w:rPr>
+        <w:t xml:space="preserve"> 설치되어 있지 않은 경우에는 </w:t>
+      </w:r>
+      <w:proofErr w:type="spellStart"/>
+      <w:r>
+        <w:t>jdbc</w:t>
+      </w:r>
+      <w:proofErr w:type="spellEnd"/>
+      <w:r>
+        <w:t>/</w:t>
+      </w:r>
+      <w:proofErr w:type="spellStart"/>
+      <w:r>
+        <w:t>jmocha</w:t>
+      </w:r>
+      <w:proofErr w:type="spellEnd"/>
+      <w:r>
+        <w:t xml:space="preserve"> </w:t>
+      </w:r>
+      <w:r>
+        <w:rPr>
+          <w:rFonts w:hint="eastAsia"/>
+        </w:rPr>
+        <w:t>데이터 소스와 동일하게 설정한다.</w:t>
+      </w:r>
+      <w:r>
+        <w:t xml:space="preserve"> </w:t>
+      </w:r>
+      <w:r>
+        <w:rPr>
+          <w:rFonts w:hint="eastAsia"/>
+        </w:rPr>
+        <w:t xml:space="preserve">다음 설정은 </w:t>
+      </w:r>
+      <w:proofErr w:type="spellStart"/>
+      <w:r>
+        <w:rPr>
+          <w:rFonts w:hint="eastAsia"/>
+        </w:rPr>
+        <w:t>톡서버가</w:t>
+      </w:r>
+      <w:proofErr w:type="spellEnd"/>
+      <w:r>
+        <w:rPr>
+          <w:rFonts w:hint="eastAsia"/>
+        </w:rPr>
+        <w:t xml:space="preserve"> 설치되어 있지 않은 경우를 가정한다.</w:t>
+      </w:r>
+    </w:p>
+    <w:p>
+      <w:r>
+        <w:t xml:space="preserve">    &lt;Resource name="</w:t>
+      </w:r>
+      <w:proofErr w:type="spellStart"/>
+      <w:r>
+        <w:t>jdbc</w:t>
+      </w:r>
+      <w:proofErr w:type="spellEnd"/>
+      <w:r>
+        <w:t>/</w:t>
+      </w:r>
+      <w:proofErr w:type="spellStart"/>
+      <w:r>
+        <w:t>ezTalk</w:t>
+      </w:r>
+      <w:proofErr w:type="spellEnd"/>
+      <w:r>
+        <w:t>"</w:t>
+      </w:r>
+    </w:p>
+    <w:p>
+      <w:r>
+        <w:t xml:space="preserve">              </w:t>
+      </w:r>
+      <w:proofErr w:type="spellStart"/>
+      <w:proofErr w:type="gramStart"/>
+      <w:r>
+        <w:t>auth</w:t>
+      </w:r>
+      <w:proofErr w:type="spellEnd"/>
+      <w:proofErr w:type="gramEnd"/>
+      <w:r>
+        <w:t>="Container"</w:t>
+      </w:r>
+    </w:p>
+    <w:p>
+      <w:r>
+        <w:t xml:space="preserve">              </w:t>
+      </w:r>
+      <w:proofErr w:type="gramStart"/>
+      <w:r>
+        <w:t>type</w:t>
+      </w:r>
+      <w:proofErr w:type="gramEnd"/>
+      <w:r>
+        <w:t>="</w:t>
+      </w:r>
+      <w:proofErr w:type="spellStart"/>
+      <w:r>
+        <w:t>javax.sql.DataSource</w:t>
+      </w:r>
+      <w:proofErr w:type="spellEnd"/>
+      <w:r>
+        <w:t>"</w:t>
+      </w:r>
+    </w:p>
+    <w:p>
+      <w:r>
+        <w:t xml:space="preserve">              </w:t>
+      </w:r>
+      <w:proofErr w:type="spellStart"/>
+      <w:proofErr w:type="gramStart"/>
+      <w:r>
+        <w:t>driverClassName</w:t>
+      </w:r>
+      <w:proofErr w:type="spellEnd"/>
+      <w:proofErr w:type="gramEnd"/>
+      <w:r>
+        <w:t>="</w:t>
+      </w:r>
+      <w:proofErr w:type="spellStart"/>
+      <w:r>
+        <w:t>oracle.jdbc.OracleDriver</w:t>
+      </w:r>
+      <w:proofErr w:type="spellEnd"/>
+      <w:r>
+        <w:t xml:space="preserve">"  </w:t>
+      </w:r>
+    </w:p>
+    <w:p>
+      <w:r>
+        <w:t xml:space="preserve">              </w:t>
+      </w:r>
+      <w:proofErr w:type="spellStart"/>
+      <w:r>
+        <w:t>url</w:t>
+      </w:r>
+      <w:proofErr w:type="spellEnd"/>
+      <w:r>
+        <w:t>="</w:t>
+      </w:r>
+      <w:proofErr w:type="spellStart"/>
+      <w:r>
+        <w:t>jdbc:oracle:thin</w:t>
+      </w:r>
+      <w:proofErr w:type="spellEnd"/>
+      <w:r>
+        <w:t xml:space="preserve">:@127.0.0.1:1521:orcl"  </w:t>
+      </w:r>
+    </w:p>
+    <w:p>
+      <w:r>
+        <w:t xml:space="preserve">              </w:t>
+      </w:r>
+      <w:proofErr w:type="gramStart"/>
+      <w:r>
+        <w:t>username</w:t>
+      </w:r>
+      <w:proofErr w:type="gramEnd"/>
+      <w:r>
+        <w:t>="ezEKP2017"</w:t>
+      </w:r>
+    </w:p>
+    <w:p>
+      <w:r>
+        <w:t xml:space="preserve">              </w:t>
+      </w:r>
+      <w:proofErr w:type="gramStart"/>
+      <w:r>
+        <w:t>password</w:t>
+      </w:r>
+      <w:proofErr w:type="gramEnd"/>
+      <w:r>
+        <w:t>="ezflow_010"</w:t>
+      </w:r>
+    </w:p>
+    <w:p>
+      <w:r>
+        <w:t xml:space="preserve">              </w:t>
+      </w:r>
+      <w:proofErr w:type="spellStart"/>
+      <w:proofErr w:type="gramStart"/>
+      <w:r>
+        <w:t>maxTotal</w:t>
+      </w:r>
+      <w:proofErr w:type="spellEnd"/>
+      <w:proofErr w:type="gramEnd"/>
+      <w:r>
+        <w:t>="50"</w:t>
+      </w:r>
+    </w:p>
+    <w:p>
+      <w:r>
         <w:lastRenderedPageBreak/>
-        <w:t xml:space="preserve">현재 </w:t>
-      </w:r>
-      <w:proofErr w:type="spellStart"/>
-      <w:r>
-        <w:t>MariaDB</w:t>
-      </w:r>
-      <w:proofErr w:type="spellEnd"/>
-      <w:r>
-        <w:rPr>
-          <w:rFonts w:hint="eastAsia"/>
-        </w:rPr>
-        <w:t xml:space="preserve">만 지원하므로 </w:t>
-      </w:r>
-      <w:proofErr w:type="spellStart"/>
-      <w:r>
-        <w:t>MariaDB</w:t>
-      </w:r>
-      <w:proofErr w:type="spellEnd"/>
-      <w:r>
-        <w:rPr>
-          <w:rFonts w:hint="eastAsia"/>
-        </w:rPr>
-        <w:t xml:space="preserve">로 설정하면 되나 </w:t>
-      </w:r>
-      <w:proofErr w:type="spellStart"/>
-      <w:r>
-        <w:rPr>
-          <w:rFonts w:hint="eastAsia"/>
-        </w:rPr>
-        <w:t>톡서버가</w:t>
-      </w:r>
-      <w:proofErr w:type="spellEnd"/>
-      <w:r>
-        <w:rPr>
-          <w:rFonts w:hint="eastAsia"/>
-        </w:rPr>
-        <w:t xml:space="preserve"> 설치되어 있지 않은 경우에는 </w:t>
-      </w:r>
-      <w:proofErr w:type="spellStart"/>
-      <w:r>
-        <w:t>jdbc</w:t>
-      </w:r>
-      <w:proofErr w:type="spellEnd"/>
-      <w:r>
-        <w:t>/</w:t>
-      </w:r>
-      <w:proofErr w:type="spellStart"/>
-      <w:r>
-        <w:t>jmocha</w:t>
-      </w:r>
-      <w:proofErr w:type="spellEnd"/>
-      <w:r>
-        <w:t xml:space="preserve"> </w:t>
-      </w:r>
-      <w:r>
-        <w:rPr>
-          <w:rFonts w:hint="eastAsia"/>
-        </w:rPr>
-        <w:t>데이터 소스와 동일하게 설정한다.</w:t>
-      </w:r>
-      <w:r>
-        <w:t xml:space="preserve"> </w:t>
-      </w:r>
-      <w:r>
-        <w:rPr>
-          <w:rFonts w:hint="eastAsia"/>
-        </w:rPr>
-        <w:t xml:space="preserve">다음 설정은 </w:t>
-      </w:r>
-      <w:proofErr w:type="spellStart"/>
-      <w:r>
-        <w:rPr>
-          <w:rFonts w:hint="eastAsia"/>
-        </w:rPr>
-        <w:t>톡서버가</w:t>
-      </w:r>
-      <w:proofErr w:type="spellEnd"/>
-      <w:r>
-        <w:rPr>
-          <w:rFonts w:hint="eastAsia"/>
-        </w:rPr>
-        <w:t xml:space="preserve"> 설치되어 있지 않은 경우를 가정한다.</w:t>
-      </w:r>
-    </w:p>
-    <w:p>
-      <w:r>
-        <w:t xml:space="preserve">    &lt;Resource name="</w:t>
-      </w:r>
-      <w:proofErr w:type="spellStart"/>
-      <w:r>
-        <w:t>jdbc</w:t>
-      </w:r>
-      <w:proofErr w:type="spellEnd"/>
-      <w:r>
-        <w:t>/</w:t>
-      </w:r>
-      <w:proofErr w:type="spellStart"/>
-      <w:r>
-        <w:t>ezTalk</w:t>
-      </w:r>
-      <w:proofErr w:type="spellEnd"/>
-      <w:r>
-        <w:t>"</w:t>
-      </w:r>
-    </w:p>
-    <w:p>
-      <w:r>
-        <w:t xml:space="preserve">              </w:t>
-      </w:r>
-      <w:proofErr w:type="spellStart"/>
-      <w:proofErr w:type="gramStart"/>
-      <w:r>
-        <w:t>auth</w:t>
-      </w:r>
-      <w:proofErr w:type="spellEnd"/>
-      <w:proofErr w:type="gramEnd"/>
-      <w:r>
-        <w:t>="Container"</w:t>
-      </w:r>
-    </w:p>
-    <w:p>
-      <w:r>
-        <w:t xml:space="preserve">              </w:t>
-      </w:r>
-      <w:proofErr w:type="gramStart"/>
-      <w:r>
-        <w:t>type</w:t>
-      </w:r>
-      <w:proofErr w:type="gramEnd"/>
-      <w:r>
-        <w:t>="</w:t>
-      </w:r>
-      <w:proofErr w:type="spellStart"/>
-      <w:r>
-        <w:t>javax.sql.DataSource</w:t>
-      </w:r>
-      <w:proofErr w:type="spellEnd"/>
-      <w:r>
-        <w:t>"</w:t>
-      </w:r>
-    </w:p>
-    <w:p>
-      <w:r>
-        <w:t xml:space="preserve">              </w:t>
-      </w:r>
-      <w:proofErr w:type="spellStart"/>
-      <w:proofErr w:type="gramStart"/>
-      <w:r>
-        <w:t>driverClassName</w:t>
-      </w:r>
-      <w:proofErr w:type="spellEnd"/>
-      <w:proofErr w:type="gramEnd"/>
-      <w:r>
-        <w:t>="</w:t>
-      </w:r>
-      <w:proofErr w:type="spellStart"/>
-      <w:r>
-        <w:t>oracle.jdbc.OracleDriver</w:t>
-      </w:r>
-      <w:proofErr w:type="spellEnd"/>
-      <w:r>
-        <w:t xml:space="preserve">"  </w:t>
-      </w:r>
-    </w:p>
-    <w:p>
-      <w:r>
-        <w:t xml:space="preserve">              </w:t>
-      </w:r>
-      <w:proofErr w:type="spellStart"/>
-      <w:r>
-        <w:t>url</w:t>
-      </w:r>
-      <w:proofErr w:type="spellEnd"/>
-      <w:r>
-        <w:t>="</w:t>
-      </w:r>
-      <w:proofErr w:type="spellStart"/>
-      <w:r>
-        <w:t>jdbc:oracle:thin</w:t>
-      </w:r>
-      <w:proofErr w:type="spellEnd"/>
-      <w:r>
-        <w:t xml:space="preserve">:@127.0.0.1:1521:orcl"  </w:t>
-      </w:r>
-    </w:p>
-    <w:p>
-      <w:r>
-        <w:t xml:space="preserve">              </w:t>
-      </w:r>
-      <w:proofErr w:type="gramStart"/>
-      <w:r>
-        <w:t>username</w:t>
-      </w:r>
-      <w:proofErr w:type="gramEnd"/>
-      <w:r>
-        <w:t>="ezEKP2017"</w:t>
-      </w:r>
-    </w:p>
-    <w:p>
-      <w:r>
-        <w:t xml:space="preserve">              </w:t>
-      </w:r>
-      <w:proofErr w:type="gramStart"/>
-      <w:r>
-        <w:t>password</w:t>
-      </w:r>
-      <w:proofErr w:type="gramEnd"/>
-      <w:r>
-        <w:t>="ezflow_010"</w:t>
-      </w:r>
-    </w:p>
-    <w:p>
-      <w:r>
-        <w:t xml:space="preserve">              </w:t>
-      </w:r>
-      <w:proofErr w:type="spellStart"/>
-      <w:proofErr w:type="gramStart"/>
-      <w:r>
-        <w:t>maxTotal</w:t>
-      </w:r>
-      <w:proofErr w:type="spellEnd"/>
-      <w:proofErr w:type="gramEnd"/>
-      <w:r>
-        <w:t>="50"</w:t>
-      </w:r>
-    </w:p>
-    <w:p>
-      <w:r>
         <w:t xml:space="preserve">              </w:t>
       </w:r>
       <w:proofErr w:type="spellStart"/>
@@ -3594,7 +3927,6 @@
       </w:pPr>
       <w:proofErr w:type="spellStart"/>
       <w:r>
-        <w:lastRenderedPageBreak/>
         <w:t>database.username</w:t>
       </w:r>
       <w:proofErr w:type="spellEnd"/>
@@ -3771,8 +4103,6 @@
         </w:rPr>
         <w:t xml:space="preserve"> 변경한다.</w:t>
       </w:r>
-      <w:bookmarkStart w:id="5" w:name="_GoBack"/>
-      <w:bookmarkEnd w:id="5"/>
       <w:r>
         <w:br/>
       </w:r>
@@ -3834,6 +4164,7 @@
         <w:rPr>
           <w:rFonts w:hint="eastAsia"/>
         </w:rPr>
+        <w:lastRenderedPageBreak/>
         <w:t>ezFlow</w:t>
       </w:r>
       <w:proofErr w:type="spellEnd"/>
@@ -6347,7 +6678,7 @@
   <w:style w:type="paragraph" w:default="1" w:styleId="a">
     <w:name w:val="Normal"/>
     <w:qFormat/>
-    <w:rsid w:val="00881D66"/>
+    <w:rsid w:val="000F2D0B"/>
     <w:pPr>
       <w:widowControl w:val="0"/>
       <w:wordWrap w:val="0"/>
@@ -6861,7 +7192,7 @@
 </file>
 
 <file path=customXml/itemProps1.xml><?xml version="1.0" encoding="utf-8"?>
-<ds:datastoreItem xmlns:ds="http://schemas.openxmlformats.org/officeDocument/2006/customXml" ds:itemID="{3462ADEA-02E6-4A0D-B5E2-8BDCF4C8DC5C}">
+<ds:datastoreItem xmlns:ds="http://schemas.openxmlformats.org/officeDocument/2006/customXml" ds:itemID="{FC02A7A8-7718-4CE2-B7C5-C984692B242E}">
   <ds:schemaRefs>
     <ds:schemaRef ds:uri="http://schemas.openxmlformats.org/officeDocument/2006/bibliography"/>
   </ds:schemaRefs>
